--- a/public/docs/saas-buildout/founding-ten/legal/README.docx
+++ b/public/docs/saas-buildout/founding-ten/legal/README.docx
@@ -34,7 +34,7 @@
         <w:pStyle w:val="BodyText"/>
       </w:pPr>
       <w:r>
-        <w:t xml:space="preserve">This folder holds the commercial + IP paperwork for the Studio of Ten Founding Ten programme. All documents are v0.1 drafts prepared for a solicitor to review, tune, and sign off before any partner signs.</w:t>
+        <w:t xml:space="preserve">This folder holds the commercial + IP paperwork for the Body Recode Collective Founding Ten programme. All documents are v0.1 drafts prepared for a solicitor to review, tune, and sign off before any partner signs.</w:t>
       </w:r>
     </w:p>
     <w:bookmarkStart w:id="9" w:name="what-is-in-this-package"/>
